--- a/Volume 1/Chapter 03 - File Handling/SPA_Vol1_Ch3_Lesson3_4_Append_File.docx
+++ b/Volume 1/Chapter 03 - File Handling/SPA_Vol1_Ch3_Lesson3_4_Append_File.docx
@@ -847,7 +847,7 @@
         <w:keepNext/>
       </w:pPr>
       <w:r>
-        <w:t>Save each source and supporting file from this lesson into the matching path in the project layout. As in Chapter 1, notepad .\c\basic_append_file.c creates and opens one: choose Yes, type the file, save it with Ctrl+S, and close Notepad. Then install the TypeScript compiler for this project.</w:t>
+        <w:t>Next, let the tools create each project's settings file, as in Chapter 1. Remember, -o names the project folder: dotnet new console -o makes a C# project there, with a .csproj file and a starter Program.cs, which you replace with this lesson's code in the C# section. Remember, go.mod makes the folder a module: go mod init writes it, and its go line shows the Go version you have installed.</w:t>
       </w:r>
     </w:p>
     <w:p>
@@ -858,9 +858,298 @@
     <w:p>
       <w:pPr>
         <w:pStyle w:val="CommandBlock"/>
-      </w:pPr>
-      <w:r>
-        <w:t>npm --prefix .\typescript install --ignore-scripts --no-audit --no-fund</w:t>
+        <w:keepNext/>
+      </w:pPr>
+      <w:r>
+        <w:t>dotnet new console -o .\csharp\BasicAppendFile</w:t>
+      </w:r>
+    </w:p>
+    <w:p>
+      <w:pPr>
+        <w:pStyle w:val="CommandBlock"/>
+        <w:keepNext/>
+      </w:pPr>
+      <w:r>
+        <w:t>dotnet new console -o .\csharp\AppendFile</w:t>
+      </w:r>
+    </w:p>
+    <w:p>
+      <w:pPr>
+        <w:pStyle w:val="CommandBlock"/>
+      </w:pPr>
+      <w:r>
+        <w:t>go -C .\go mod init example.com/appendfile</w:t>
+      </w:r>
+    </w:p>
+    <w:p>
+      <w:pPr>
+        <w:keepNext/>
+      </w:pPr>
+    </w:p>
+    <w:p>
+      <w:pPr>
+        <w:keepNext/>
+      </w:pPr>
+      <w:r>
+        <w:t>Then make the TypeScript project's package.json and install its compiler. Remember, npm init -y, npm pkg, then npm install: Push-Location moves into .\typescript first, because npm init ignores --prefix, and Pop-Location moves back to lesson-3.4.</w:t>
+      </w:r>
+    </w:p>
+    <w:p>
+      <w:pPr>
+        <w:keepNext/>
+      </w:pPr>
+    </w:p>
+    <w:p>
+      <w:pPr>
+        <w:pStyle w:val="CommandBlock"/>
+        <w:keepNext/>
+      </w:pPr>
+      <w:r>
+        <w:t>Push-Location .\typescript</w:t>
+      </w:r>
+    </w:p>
+    <w:p>
+      <w:pPr>
+        <w:pStyle w:val="CommandBlock"/>
+        <w:keepNext/>
+      </w:pPr>
+      <w:r>
+        <w:t>npm init -y</w:t>
+      </w:r>
+    </w:p>
+    <w:p>
+      <w:pPr>
+        <w:pStyle w:val="CommandBlock"/>
+        <w:keepNext/>
+      </w:pPr>
+      <w:r>
+        <w:t>npm pkg set name=append-file-typescript type=module</w:t>
+      </w:r>
+    </w:p>
+    <w:p>
+      <w:pPr>
+        <w:pStyle w:val="CommandBlock"/>
+        <w:keepNext/>
+      </w:pPr>
+      <w:r>
+        <w:t>npm pkg set private=true --json</w:t>
+      </w:r>
+    </w:p>
+    <w:p>
+      <w:pPr>
+        <w:pStyle w:val="CommandBlock"/>
+        <w:keepNext/>
+      </w:pPr>
+      <w:r>
+        <w:t>npm pkg set "scripts.check=tsc --noEmit" "scripts.build=tsc --noEmitOnError"</w:t>
+      </w:r>
+    </w:p>
+    <w:p>
+      <w:pPr>
+        <w:pStyle w:val="CommandBlock"/>
+        <w:keepNext/>
+      </w:pPr>
+      <w:r>
+        <w:t>npm pkg delete version description main keywords author license scripts.test</w:t>
+      </w:r>
+    </w:p>
+    <w:p>
+      <w:pPr>
+        <w:pStyle w:val="CommandBlock"/>
+        <w:keepNext/>
+      </w:pPr>
+      <w:r>
+        <w:t>npm install --save-dev --save-exact typescript@7.0.2 @types/node@24.13.5 `</w:t>
+      </w:r>
+    </w:p>
+    <w:p>
+      <w:pPr>
+        <w:pStyle w:val="CommandBlock"/>
+        <w:keepNext/>
+      </w:pPr>
+      <w:r>
+        <w:t xml:space="preserve">    --ignore-scripts --no-audit --no-fund</w:t>
+      </w:r>
+    </w:p>
+    <w:p>
+      <w:pPr>
+        <w:pStyle w:val="CommandBlock"/>
+      </w:pPr>
+      <w:r>
+        <w:t>Pop-Location</w:t>
+      </w:r>
+    </w:p>
+    <w:p>
+      <w:pPr>
+        <w:keepNext/>
+      </w:pPr>
+    </w:p>
+    <w:p>
+      <w:r>
+        <w:t>Then type the TypeScript compiler settings. As in Chapter 1, notepad .\typescript\tsconfig.json creates and opens the file: choose Yes, type the file, save it with Ctrl+S, and close Notepad.</w:t>
+      </w:r>
+    </w:p>
+    <w:p>
+      <w:pPr>
+        <w:keepNext/>
+      </w:pPr>
+    </w:p>
+    <w:p>
+      <w:pPr>
+        <w:pStyle w:val="Heading3"/>
+      </w:pPr>
+      <w:r>
+        <w:t>typescript/tsconfig.json</w:t>
+      </w:r>
+    </w:p>
+    <w:p>
+      <w:pPr>
+        <w:pStyle w:val="SourceCode"/>
+        <w:keepNext/>
+      </w:pPr>
+      <w:r>
+        <w:t>{</w:t>
+      </w:r>
+    </w:p>
+    <w:p>
+      <w:pPr>
+        <w:pStyle w:val="SourceCode"/>
+        <w:keepNext/>
+      </w:pPr>
+      <w:r>
+        <w:t xml:space="preserve">  "compilerOptions": {</w:t>
+      </w:r>
+    </w:p>
+    <w:p>
+      <w:pPr>
+        <w:pStyle w:val="SourceCode"/>
+      </w:pPr>
+      <w:r>
+        <w:t xml:space="preserve">    "target": "ES2022",</w:t>
+      </w:r>
+    </w:p>
+    <w:p>
+      <w:pPr>
+        <w:pStyle w:val="SourceCode"/>
+      </w:pPr>
+      <w:r>
+        <w:t xml:space="preserve">    "module": "NodeNext",</w:t>
+      </w:r>
+    </w:p>
+    <w:p>
+      <w:pPr>
+        <w:pStyle w:val="SourceCode"/>
+      </w:pPr>
+      <w:r>
+        <w:t xml:space="preserve">    "moduleResolution": "NodeNext",</w:t>
+      </w:r>
+    </w:p>
+    <w:p>
+      <w:pPr>
+        <w:pStyle w:val="SourceCode"/>
+      </w:pPr>
+      <w:r>
+        <w:t xml:space="preserve">    "rootDir": "src",</w:t>
+      </w:r>
+    </w:p>
+    <w:p>
+      <w:pPr>
+        <w:pStyle w:val="SourceCode"/>
+      </w:pPr>
+      <w:r>
+        <w:t xml:space="preserve">    "outDir": "dist",</w:t>
+      </w:r>
+    </w:p>
+    <w:p>
+      <w:pPr>
+        <w:pStyle w:val="SourceCode"/>
+      </w:pPr>
+      <w:r>
+        <w:t xml:space="preserve">    "strict": true,</w:t>
+      </w:r>
+    </w:p>
+    <w:p>
+      <w:pPr>
+        <w:pStyle w:val="SourceCode"/>
+      </w:pPr>
+      <w:r>
+        <w:t xml:space="preserve">    "types": [</w:t>
+      </w:r>
+    </w:p>
+    <w:p>
+      <w:pPr>
+        <w:pStyle w:val="SourceCode"/>
+      </w:pPr>
+      <w:r>
+        <w:t xml:space="preserve">      "node"</w:t>
+      </w:r>
+    </w:p>
+    <w:p>
+      <w:pPr>
+        <w:pStyle w:val="SourceCode"/>
+      </w:pPr>
+      <w:r>
+        <w:t xml:space="preserve">    ],</w:t>
+      </w:r>
+    </w:p>
+    <w:p>
+      <w:pPr>
+        <w:pStyle w:val="SourceCode"/>
+      </w:pPr>
+      <w:r>
+        <w:t xml:space="preserve">    "moduleDetection": "force"</w:t>
+      </w:r>
+    </w:p>
+    <w:p>
+      <w:pPr>
+        <w:pStyle w:val="SourceCode"/>
+      </w:pPr>
+      <w:r>
+        <w:t xml:space="preserve">  },</w:t>
+      </w:r>
+    </w:p>
+    <w:p>
+      <w:pPr>
+        <w:pStyle w:val="SourceCode"/>
+      </w:pPr>
+      <w:r>
+        <w:t xml:space="preserve">  "include": [</w:t>
+      </w:r>
+    </w:p>
+    <w:p>
+      <w:pPr>
+        <w:pStyle w:val="SourceCode"/>
+        <w:keepNext/>
+      </w:pPr>
+      <w:r>
+        <w:t xml:space="preserve">    "src/**/*.ts"</w:t>
+      </w:r>
+    </w:p>
+    <w:p>
+      <w:pPr>
+        <w:pStyle w:val="SourceCode"/>
+        <w:keepNext/>
+      </w:pPr>
+      <w:r>
+        <w:t xml:space="preserve">  ]</w:t>
+      </w:r>
+    </w:p>
+    <w:p>
+      <w:pPr>
+        <w:pStyle w:val="SourceCode"/>
+      </w:pPr>
+      <w:r>
+        <w:t>}</w:t>
+      </w:r>
+    </w:p>
+    <w:p>
+      <w:pPr>
+        <w:keepNext/>
+      </w:pPr>
+    </w:p>
+    <w:p>
+      <w:r>
+        <w:t>You save each source file in its language's section below, as each is shown, the same way.</w:t>
       </w:r>
     </w:p>
     <w:p>
@@ -930,7 +1219,7 @@
         <w:keepNext/>
       </w:pPr>
       <w:r>
-        <w:t>Save each source and supporting file from this lesson into the matching path in the project layout. As in Chapter 1, nano ./c/basic_append_file.c creates and opens one: type the file, then save and close it with Ctrl+O, Enter, then Ctrl+X. Then install the TypeScript compiler for this project.</w:t>
+        <w:t>Then create the C#, Go, and TypeScript project files with the same commands as on Windows; cd moves into ./typescript for the npm lines, and cd .. moves back.</w:t>
       </w:r>
     </w:p>
     <w:p>
@@ -941,9 +1230,118 @@
     <w:p>
       <w:pPr>
         <w:pStyle w:val="CommandBlock"/>
-      </w:pPr>
-      <w:r>
-        <w:t>npm --prefix ./typescript install --ignore-scripts --no-audit --no-fund</w:t>
+        <w:keepNext/>
+      </w:pPr>
+      <w:r>
+        <w:t>dotnet new console -o ./csharp/BasicAppendFile</w:t>
+      </w:r>
+    </w:p>
+    <w:p>
+      <w:pPr>
+        <w:pStyle w:val="CommandBlock"/>
+        <w:keepNext/>
+      </w:pPr>
+      <w:r>
+        <w:t>dotnet new console -o ./csharp/AppendFile</w:t>
+      </w:r>
+    </w:p>
+    <w:p>
+      <w:pPr>
+        <w:pStyle w:val="CommandBlock"/>
+        <w:keepNext/>
+      </w:pPr>
+      <w:r>
+        <w:t>go -C ./go mod init example.com/appendfile</w:t>
+      </w:r>
+    </w:p>
+    <w:p>
+      <w:pPr>
+        <w:pStyle w:val="CommandBlock"/>
+        <w:keepNext/>
+      </w:pPr>
+      <w:r>
+        <w:t>cd ./typescript</w:t>
+      </w:r>
+    </w:p>
+    <w:p>
+      <w:pPr>
+        <w:pStyle w:val="CommandBlock"/>
+        <w:keepNext/>
+      </w:pPr>
+      <w:r>
+        <w:t>npm init -y</w:t>
+      </w:r>
+    </w:p>
+    <w:p>
+      <w:pPr>
+        <w:pStyle w:val="CommandBlock"/>
+        <w:keepNext/>
+      </w:pPr>
+      <w:r>
+        <w:t>npm pkg set name=append-file-typescript type=module</w:t>
+      </w:r>
+    </w:p>
+    <w:p>
+      <w:pPr>
+        <w:pStyle w:val="CommandBlock"/>
+        <w:keepNext/>
+      </w:pPr>
+      <w:r>
+        <w:t>npm pkg set private=true --json</w:t>
+      </w:r>
+    </w:p>
+    <w:p>
+      <w:pPr>
+        <w:pStyle w:val="CommandBlock"/>
+        <w:keepNext/>
+      </w:pPr>
+      <w:r>
+        <w:t>npm pkg set "scripts.check=tsc --noEmit" "scripts.build=tsc --noEmitOnError"</w:t>
+      </w:r>
+    </w:p>
+    <w:p>
+      <w:pPr>
+        <w:pStyle w:val="CommandBlock"/>
+        <w:keepNext/>
+      </w:pPr>
+      <w:r>
+        <w:t>npm pkg delete version description main keywords author license scripts.test</w:t>
+      </w:r>
+    </w:p>
+    <w:p>
+      <w:pPr>
+        <w:pStyle w:val="CommandBlock"/>
+        <w:keepNext/>
+      </w:pPr>
+      <w:r>
+        <w:t>npm install --save-dev --save-exact typescript@7.0.2 @types/node@24.13.5 \</w:t>
+      </w:r>
+    </w:p>
+    <w:p>
+      <w:pPr>
+        <w:pStyle w:val="CommandBlock"/>
+        <w:keepNext/>
+      </w:pPr>
+      <w:r>
+        <w:t xml:space="preserve">    --ignore-scripts --no-audit --no-fund</w:t>
+      </w:r>
+    </w:p>
+    <w:p>
+      <w:pPr>
+        <w:pStyle w:val="CommandBlock"/>
+      </w:pPr>
+      <w:r>
+        <w:t>cd ..</w:t>
+      </w:r>
+    </w:p>
+    <w:p>
+      <w:pPr>
+        <w:keepNext/>
+      </w:pPr>
+    </w:p>
+    <w:p>
+      <w:r>
+        <w:t>Type typescript/tsconfig.json exactly as shown in the Windows setup. You save each source file in its language's section below, as each is shown. As in Chapter 1, nano ./c/basic_append_file.c creates and opens one: type the file, then save and close it with Ctrl+O, Enter, then Ctrl+X.</w:t>
       </w:r>
     </w:p>
     <w:p>
@@ -11925,7 +12323,7 @@
     </w:p>
     <w:p>
       <w:r>
-        <w:t>These files follow the same pattern as the earlier lessons: only the project names change, and go.mod names this lesson's Go module, example.com/appendfile.</w:t>
+        <w:t>These are the files the setup commands wrote, shown here so you can check yours. Your go line shows your own Go version, and the blank lines and the order of the package.json fields may differ.</w:t>
       </w:r>
     </w:p>
     <w:p>
@@ -12263,164 +12661,6 @@
       </w:pPr>
       <w:r>
         <w:t xml:space="preserve">  }</w:t>
-      </w:r>
-    </w:p>
-    <w:p>
-      <w:pPr>
-        <w:pStyle w:val="SourceCode"/>
-      </w:pPr>
-      <w:r>
-        <w:t>}</w:t>
-      </w:r>
-    </w:p>
-    <w:p>
-      <w:pPr>
-        <w:keepNext/>
-      </w:pPr>
-    </w:p>
-    <w:p>
-      <w:pPr>
-        <w:keepNext/>
-      </w:pPr>
-    </w:p>
-    <w:p>
-      <w:pPr>
-        <w:pStyle w:val="Heading2"/>
-      </w:pPr>
-      <w:r>
-        <w:t>typescript/tsconfig.json</w:t>
-      </w:r>
-    </w:p>
-    <w:p>
-      <w:pPr>
-        <w:pStyle w:val="SourceCode"/>
-        <w:keepNext/>
-      </w:pPr>
-      <w:r>
-        <w:t>{</w:t>
-      </w:r>
-    </w:p>
-    <w:p>
-      <w:pPr>
-        <w:pStyle w:val="SourceCode"/>
-        <w:keepNext/>
-      </w:pPr>
-      <w:r>
-        <w:t xml:space="preserve">  "compilerOptions": {</w:t>
-      </w:r>
-    </w:p>
-    <w:p>
-      <w:pPr>
-        <w:pStyle w:val="SourceCode"/>
-      </w:pPr>
-      <w:r>
-        <w:t xml:space="preserve">    "target": "ES2022",</w:t>
-      </w:r>
-    </w:p>
-    <w:p>
-      <w:pPr>
-        <w:pStyle w:val="SourceCode"/>
-      </w:pPr>
-      <w:r>
-        <w:t xml:space="preserve">    "module": "NodeNext",</w:t>
-      </w:r>
-    </w:p>
-    <w:p>
-      <w:pPr>
-        <w:pStyle w:val="SourceCode"/>
-      </w:pPr>
-      <w:r>
-        <w:t xml:space="preserve">    "moduleResolution": "NodeNext",</w:t>
-      </w:r>
-    </w:p>
-    <w:p>
-      <w:pPr>
-        <w:pStyle w:val="SourceCode"/>
-      </w:pPr>
-      <w:r>
-        <w:t xml:space="preserve">    "rootDir": "src",</w:t>
-      </w:r>
-    </w:p>
-    <w:p>
-      <w:pPr>
-        <w:pStyle w:val="SourceCode"/>
-      </w:pPr>
-      <w:r>
-        <w:t xml:space="preserve">    "outDir": "dist",</w:t>
-      </w:r>
-    </w:p>
-    <w:p>
-      <w:pPr>
-        <w:pStyle w:val="SourceCode"/>
-      </w:pPr>
-      <w:r>
-        <w:t xml:space="preserve">    "strict": true,</w:t>
-      </w:r>
-    </w:p>
-    <w:p>
-      <w:pPr>
-        <w:pStyle w:val="SourceCode"/>
-      </w:pPr>
-      <w:r>
-        <w:t xml:space="preserve">    "types": [</w:t>
-      </w:r>
-    </w:p>
-    <w:p>
-      <w:pPr>
-        <w:pStyle w:val="SourceCode"/>
-      </w:pPr>
-      <w:r>
-        <w:t xml:space="preserve">      "node"</w:t>
-      </w:r>
-    </w:p>
-    <w:p>
-      <w:pPr>
-        <w:pStyle w:val="SourceCode"/>
-      </w:pPr>
-      <w:r>
-        <w:t xml:space="preserve">    ],</w:t>
-      </w:r>
-    </w:p>
-    <w:p>
-      <w:pPr>
-        <w:pStyle w:val="SourceCode"/>
-      </w:pPr>
-      <w:r>
-        <w:t xml:space="preserve">    "moduleDetection": "force"</w:t>
-      </w:r>
-    </w:p>
-    <w:p>
-      <w:pPr>
-        <w:pStyle w:val="SourceCode"/>
-      </w:pPr>
-      <w:r>
-        <w:t xml:space="preserve">  },</w:t>
-      </w:r>
-    </w:p>
-    <w:p>
-      <w:pPr>
-        <w:pStyle w:val="SourceCode"/>
-      </w:pPr>
-      <w:r>
-        <w:t xml:space="preserve">  "include": [</w:t>
-      </w:r>
-    </w:p>
-    <w:p>
-      <w:pPr>
-        <w:pStyle w:val="SourceCode"/>
-        <w:keepNext/>
-      </w:pPr>
-      <w:r>
-        <w:t xml:space="preserve">    "src/**/*.ts"</w:t>
-      </w:r>
-    </w:p>
-    <w:p>
-      <w:pPr>
-        <w:pStyle w:val="SourceCode"/>
-        <w:keepNext/>
-      </w:pPr>
-      <w:r>
-        <w:t xml:space="preserve">  ]</w:t>
       </w:r>
     </w:p>
     <w:p>
@@ -13579,31 +13819,31 @@
       </w:rPr>
     </w:lvl>
   </w:abstractNum>
-  <w:num w:numId="1" w16cid:durableId="1777479942">
+  <w:num w:numId="1" w16cid:durableId="427652071">
     <w:abstractNumId w:val="8"/>
   </w:num>
-  <w:num w:numId="2" w16cid:durableId="1906530372">
+  <w:num w:numId="2" w16cid:durableId="1381248516">
     <w:abstractNumId w:val="6"/>
   </w:num>
-  <w:num w:numId="3" w16cid:durableId="1812745534">
+  <w:num w:numId="3" w16cid:durableId="1625621475">
     <w:abstractNumId w:val="5"/>
   </w:num>
-  <w:num w:numId="4" w16cid:durableId="290984499">
+  <w:num w:numId="4" w16cid:durableId="1165130259">
     <w:abstractNumId w:val="4"/>
   </w:num>
-  <w:num w:numId="5" w16cid:durableId="195777507">
+  <w:num w:numId="5" w16cid:durableId="434448657">
     <w:abstractNumId w:val="7"/>
   </w:num>
-  <w:num w:numId="6" w16cid:durableId="1653682813">
+  <w:num w:numId="6" w16cid:durableId="320933749">
     <w:abstractNumId w:val="3"/>
   </w:num>
-  <w:num w:numId="7" w16cid:durableId="1772584425">
+  <w:num w:numId="7" w16cid:durableId="1442067541">
     <w:abstractNumId w:val="2"/>
   </w:num>
-  <w:num w:numId="8" w16cid:durableId="1755279713">
+  <w:num w:numId="8" w16cid:durableId="1222979594">
     <w:abstractNumId w:val="1"/>
   </w:num>
-  <w:num w:numId="9" w16cid:durableId="651444868">
+  <w:num w:numId="9" w16cid:durableId="1517619796">
     <w:abstractNumId w:val="0"/>
   </w:num>
 </w:numbering>

--- a/Volume 1/Chapter 03 - File Handling/SPA_Vol1_Ch3_Lesson3_4_Append_File.docx
+++ b/Volume 1/Chapter 03 - File Handling/SPA_Vol1_Ch3_Lesson3_4_Append_File.docx
@@ -502,6 +502,7 @@
         <w:pStyle w:val="ListBullet"/>
       </w:pPr>
       <w:r>
+        <w:lastRenderedPageBreak/>
         <w:t>No writing or overwriting mode, line-by-line reading, parsing, or searching is introduced.</w:t>
       </w:r>
     </w:p>
@@ -2917,7 +2918,7 @@
         <w:pStyle w:val="SourceCode"/>
       </w:pPr>
       <w:r>
-        <w:t xml:space="preserve">    // size - 1 characters, keeping the last place for the ending '\0'.</w:t>
+        <w:t xml:space="preserve">    // size - 1 characters, so the '\0' written after them always fits.</w:t>
       </w:r>
     </w:p>
     <w:p>
@@ -4859,15 +4860,15 @@
         <w:pStyle w:val="SourceCode"/>
       </w:pPr>
       <w:r>
-        <w:t xml:space="preserve">    // Remember, std::ios::app appends, and | adds std::ios::binary, which</w:t>
-      </w:r>
-    </w:p>
-    <w:p>
-      <w:pPr>
-        <w:pStyle w:val="SourceCode"/>
-      </w:pPr>
-      <w:r>
-        <w:t xml:space="preserve">    // keeps '\n' as one byte on Windows.</w:t>
+        <w:t xml:space="preserve">    // Remember, std::ios::app appends, | adds std::ios::binary, which keeps</w:t>
+      </w:r>
+    </w:p>
+    <w:p>
+      <w:pPr>
+        <w:pStyle w:val="SourceCode"/>
+      </w:pPr>
+      <w:r>
+        <w:t xml:space="preserve">    // '\n' as one byte, and is_open() says whether the file opened.</w:t>
       </w:r>
     </w:p>
     <w:p>
@@ -8634,15 +8635,15 @@
         <w:pStyle w:val="SourceCode"/>
       </w:pPr>
       <w:r>
-        <w:t xml:space="preserve">    // If the write fails, the file is still closed before returning.</w:t>
-      </w:r>
-    </w:p>
-    <w:p>
-      <w:pPr>
-        <w:pStyle w:val="SourceCode"/>
-      </w:pPr>
-      <w:r>
-        <w:t xml:space="preserve">    // Close returns an error value too, when it cannot finish saving.</w:t>
+        <w:t xml:space="preserve">    // WriteString also returns a byte count, dropped here with _. On a failed</w:t>
+      </w:r>
+    </w:p>
+    <w:p>
+      <w:pPr>
+        <w:pStyle w:val="SourceCode"/>
+      </w:pPr>
+      <w:r>
+        <w:t xml:space="preserve">    // write the file is still closed; Close returns an error if saving fails.</w:t>
       </w:r>
     </w:p>
     <w:p>
@@ -8857,15 +8858,15 @@
         <w:pStyle w:val="SourceCode"/>
       </w:pPr>
       <w:r>
-        <w:t xml:space="preserve">    // Remember, os.Stderr is for errors only, and os.Exit(1) reports the</w:t>
-      </w:r>
-    </w:p>
-    <w:p>
-      <w:pPr>
-        <w:pStyle w:val="SourceCode"/>
-      </w:pPr>
-      <w:r>
-        <w:t xml:space="preserve">    // failure.</w:t>
+        <w:t xml:space="preserve">    // Remember, os.Stderr is for errors only, os.Exit(1) reports the failure,</w:t>
+      </w:r>
+    </w:p>
+    <w:p>
+      <w:pPr>
+        <w:pStyle w:val="SourceCode"/>
+      </w:pPr>
+      <w:r>
+        <w:t xml:space="preserve">    // and the second := works because contents is new; err is reused.</w:t>
       </w:r>
     </w:p>
     <w:p>
@@ -9644,31 +9645,31 @@
         <w:pStyle w:val="SourceCode"/>
       </w:pPr>
       <w:r>
-        <w:t xml:space="preserve">    # empty it first. Like the other languages' append, "a" creates the</w:t>
-      </w:r>
-    </w:p>
-    <w:p>
-      <w:pPr>
-        <w:pStyle w:val="SourceCode"/>
-      </w:pPr>
-      <w:r>
-        <w:t xml:space="preserve">    # file if it is missing. Remember, newline="\n" keeps "\n" as one byte</w:t>
-      </w:r>
-    </w:p>
-    <w:p>
-      <w:pPr>
-        <w:pStyle w:val="SourceCode"/>
-      </w:pPr>
-      <w:r>
-        <w:t xml:space="preserve">    # on Windows, and relative paths start from the working directory.</w:t>
-      </w:r>
-    </w:p>
-    <w:p>
-      <w:pPr>
-        <w:pStyle w:val="SourceCode"/>
-      </w:pPr>
-      <w:r>
-        <w:t xml:space="preserve">    # This Basic version trusts the calls.</w:t>
+        <w:t xml:space="preserve">    # empty it first. Like the other languages' append, "a" creates the file</w:t>
+      </w:r>
+    </w:p>
+    <w:p>
+      <w:pPr>
+        <w:pStyle w:val="SourceCode"/>
+      </w:pPr>
+      <w:r>
+        <w:t xml:space="preserve">    # if it is missing. Remember, "utf-8" says how characters become bytes,</w:t>
+      </w:r>
+    </w:p>
+    <w:p>
+      <w:pPr>
+        <w:pStyle w:val="SourceCode"/>
+      </w:pPr>
+      <w:r>
+        <w:t xml:space="preserve">    # newline="\n" keeps "\n" as one byte on Windows, and relative paths</w:t>
+      </w:r>
+    </w:p>
+    <w:p>
+      <w:pPr>
+        <w:pStyle w:val="SourceCode"/>
+      </w:pPr>
+      <w:r>
+        <w:t xml:space="preserve">    # start from the working directory. This Basic version trusts the calls.</w:t>
       </w:r>
     </w:p>
     <w:p>
@@ -14418,31 +14419,31 @@
       </w:rPr>
     </w:lvl>
   </w:abstractNum>
-  <w:num w:numId="1" w16cid:durableId="131335745">
+  <w:num w:numId="1" w16cid:durableId="502400637">
     <w:abstractNumId w:val="8"/>
   </w:num>
-  <w:num w:numId="2" w16cid:durableId="952900607">
+  <w:num w:numId="2" w16cid:durableId="1707873762">
     <w:abstractNumId w:val="6"/>
   </w:num>
-  <w:num w:numId="3" w16cid:durableId="2018118193">
+  <w:num w:numId="3" w16cid:durableId="1547138891">
     <w:abstractNumId w:val="5"/>
   </w:num>
-  <w:num w:numId="4" w16cid:durableId="584533318">
+  <w:num w:numId="4" w16cid:durableId="1493372461">
     <w:abstractNumId w:val="4"/>
   </w:num>
-  <w:num w:numId="5" w16cid:durableId="1445072061">
+  <w:num w:numId="5" w16cid:durableId="727731865">
     <w:abstractNumId w:val="7"/>
   </w:num>
-  <w:num w:numId="6" w16cid:durableId="1679848470">
+  <w:num w:numId="6" w16cid:durableId="328944121">
     <w:abstractNumId w:val="3"/>
   </w:num>
-  <w:num w:numId="7" w16cid:durableId="323513683">
+  <w:num w:numId="7" w16cid:durableId="1451895091">
     <w:abstractNumId w:val="2"/>
   </w:num>
-  <w:num w:numId="8" w16cid:durableId="1310859642">
+  <w:num w:numId="8" w16cid:durableId="209463220">
     <w:abstractNumId w:val="1"/>
   </w:num>
-  <w:num w:numId="9" w16cid:durableId="1071848667">
+  <w:num w:numId="9" w16cid:durableId="1490440773">
     <w:abstractNumId w:val="0"/>
   </w:num>
 </w:numbering>
